--- a/paper/final/review_v47_4p.docx
+++ b/paper/final/review_v47_4p.docx
@@ -601,7 +601,7 @@
           <w:sz w:val="18"/>
           <w:szCs w:val="18"/>
         </w:rPr>
-        <w:t xml:space="preserve">을 사용하였고, 다음 세 가지를 확인하였다. RQ1은 423 K 특성을 더했을 때 역추정 오차가 얼마나 줄고, 그 이득 가운데 반복 측정으로 설명되지 않는 부분은 무엇이며, 423 K 물리 가정에 따라 어떻게 달라지는지, RQ2는 적응형 표본 선택이 무작위·Sobol 표본보다 시뮬레이션 수를 줄이는지, RQ3는 LLM 보조 선택이 수치적 불확실도 선택보다 나은지와 LLM이 제공 정보를 쓰는지이다. RQ3에는 두 정책의 차이가 없다는 귀무가설을 두었고, 주 분석과 강건성·통제·절제 시험의 예상 결과는 해당 분석이나 시뮬레이션 전에 저장소 문서에 기록하였다. 직렬저항 시험은 탐색적 분석이고 가정 무작위화 학습은 사후 분석이다. 항복과 장기 신뢰성은 다루지 않았다.</w:t>
+        <w:t xml:space="preserve">을 사용하였고, 다음 세 가지를 확인하였다. RQ1은 423 K 특성을 더했을 때 역추정 오차가 얼마나 줄고, 그 이득 가운데 반복 측정으로 설명되지 않는 부분은 무엇이며, 423 K 물리 가정에 따라 어떻게 달라지는지, RQ2는 적응형 표본 선택이 무작위·Sobol 표본보다 시뮬레이션 수를 줄이는지, RQ3는 LLM 보조 선택이 수치적 불확실도 선택보다 나은지와 LLM이 제공 정보를 쓰는지이다. RQ3에는 두 정책의 차이가 없다는 귀무가설을 두었고, 주 분석과 강건성·통제·절제 시험의 예상 결과는 해당 분석이나 시뮬레이션 전에 저장소 문서에 기록하였다. 직렬저항 시험은 탐색적 분석이고 가정 무작위화 학습은 사후 분석이다. 항복과 장기 신뢰성은 다루지 않았다. 본 논문은 반복 측정 통제로 온도 고유 이득을 분리하고, 그 이득이 고온 물리 불일치와 잡음 상관에 따라 어떻게 달라지는지 정량화하며, LLM 선택을 최종 오차와 선택 행동 양쪽으로 절제 평가한다.</w:t>
       </w:r>
     </w:p>
     <w:p>
@@ -1493,7 +1493,24 @@
           <w:sz w:val="18"/>
           <w:szCs w:val="18"/>
         </w:rPr>
-        <w:t xml:space="preserve">은 고정하였다. W</w:t>
+        <w:t xml:space="preserve">은 고정하였다. 고온은 상용 소자 데이터시트의 고온 특성 조건인 423 K(150 °C)</w:t>
+      </w:r>
+      <w:r>
+        <w:rPr>
+          <w:rFonts w:ascii="Times New Roman" w:cs="Times New Roman" w:eastAsia="바탕" w:hAnsi="Times New Roman"/>
+          <w:sz w:val="18"/>
+          <w:szCs w:val="18"/>
+          <w:vertAlign w:val="superscript"/>
+        </w:rPr>
+        <w:t xml:space="preserve">[18]</w:t>
+      </w:r>
+      <w:r>
+        <w:rPr>
+          <w:rFonts w:ascii="Times New Roman" w:cs="Times New Roman" w:eastAsia="바탕" w:hAnsi="Times New Roman"/>
+          <w:sz w:val="18"/>
+          <w:szCs w:val="18"/>
+        </w:rPr>
+        <w:t xml:space="preserve">로 두었다. W</w:t>
       </w:r>
       <w:r>
         <w:rPr>
@@ -1850,242 +1867,6 @@
           <w:szCs w:val="18"/>
         </w:rPr>
         <w:t xml:space="preserve">3. 모델 검증</w:t>
-      </w:r>
-    </w:p>
-    <w:p>
-      <w:pPr>
-        <w:spacing w:after="0" w:before="0" w:line="250"/>
-        <w:ind w:firstLine="180"/>
-        <w:jc w:val="both"/>
-      </w:pPr>
-      <w:r>
-        <w:rPr>
-          <w:rFonts w:ascii="Times New Roman" w:cs="Times New Roman" w:eastAsia="바탕" w:hAnsi="Times New Roman"/>
-          <w:sz w:val="18"/>
-          <w:szCs w:val="18"/>
-        </w:rPr>
-        <w:t xml:space="preserve">1차원 PN 다이오드의 내장전위·불완전 이온화율과 MOS 커패시터의 평탄대 전압은 해석해와 5 mV 이내로 일치하였다. 그림 2에서 300 K→423 K에 V</w:t>
-      </w:r>
-      <w:r>
-        <w:rPr>
-          <w:rFonts w:ascii="Times New Roman" w:cs="Times New Roman" w:eastAsia="바탕" w:hAnsi="Times New Roman"/>
-          <w:sz w:val="18"/>
-          <w:szCs w:val="18"/>
-          <w:vertAlign w:val="subscript"/>
-        </w:rPr>
-        <w:t xml:space="preserve">th</w:t>
-      </w:r>
-      <w:r>
-        <w:rPr>
-          <w:rFonts w:ascii="Times New Roman" w:cs="Times New Roman" w:eastAsia="바탕" w:hAnsi="Times New Roman"/>
-          <w:sz w:val="18"/>
-          <w:szCs w:val="18"/>
-        </w:rPr>
-        <w:t xml:space="preserve">는 3.765→3.530 V, SS는 112.5→155.7 mV/dec, R</w:t>
-      </w:r>
-      <w:r>
-        <w:rPr>
-          <w:rFonts w:ascii="Times New Roman" w:cs="Times New Roman" w:eastAsia="바탕" w:hAnsi="Times New Roman"/>
-          <w:sz w:val="18"/>
-          <w:szCs w:val="18"/>
-          <w:vertAlign w:val="subscript"/>
-        </w:rPr>
-        <w:t xml:space="preserve">on,sp</w:t>
-      </w:r>
-      <w:r>
-        <w:rPr>
-          <w:rFonts w:ascii="Times New Roman" w:cs="Times New Roman" w:eastAsia="바탕" w:hAnsi="Times New Roman"/>
-          <w:sz w:val="18"/>
-          <w:szCs w:val="18"/>
-        </w:rPr>
-        <w:t xml:space="preserve">는 2.00→2.87 mΩ·cm</w:t>
-      </w:r>
-      <w:r>
-        <w:rPr>
-          <w:rFonts w:ascii="Times New Roman" w:cs="Times New Roman" w:eastAsia="바탕" w:hAnsi="Times New Roman"/>
-          <w:sz w:val="18"/>
-          <w:szCs w:val="18"/>
-          <w:vertAlign w:val="superscript"/>
-        </w:rPr>
-        <w:t xml:space="preserve">2</w:t>
-      </w:r>
-      <w:r>
-        <w:rPr>
-          <w:rFonts w:ascii="Times New Roman" w:cs="Times New Roman" w:eastAsia="바탕" w:hAnsi="Times New Roman"/>
-          <w:sz w:val="18"/>
-          <w:szCs w:val="18"/>
-        </w:rPr>
-        <w:t xml:space="preserve">로 변하였다. 사용한 메시(1.1만 노드)는 fine 메시 대비 V</w:t>
-      </w:r>
-      <w:r>
-        <w:rPr>
-          <w:rFonts w:ascii="Times New Roman" w:cs="Times New Roman" w:eastAsia="바탕" w:hAnsi="Times New Roman"/>
-          <w:sz w:val="18"/>
-          <w:szCs w:val="18"/>
-          <w:vertAlign w:val="subscript"/>
-        </w:rPr>
-        <w:t xml:space="preserve">th</w:t>
-      </w:r>
-      <w:r>
-        <w:rPr>
-          <w:rFonts w:ascii="Times New Roman" w:cs="Times New Roman" w:eastAsia="바탕" w:hAnsi="Times New Roman"/>
-          <w:sz w:val="18"/>
-          <w:szCs w:val="18"/>
-        </w:rPr>
-        <w:t xml:space="preserve"> 0.07 mV, R</w:t>
-      </w:r>
-      <w:r>
-        <w:rPr>
-          <w:rFonts w:ascii="Times New Roman" w:cs="Times New Roman" w:eastAsia="바탕" w:hAnsi="Times New Roman"/>
-          <w:sz w:val="18"/>
-          <w:szCs w:val="18"/>
-          <w:vertAlign w:val="subscript"/>
-        </w:rPr>
-        <w:t xml:space="preserve">on,sp</w:t>
-      </w:r>
-      <w:r>
-        <w:rPr>
-          <w:rFonts w:ascii="Times New Roman" w:cs="Times New Roman" w:eastAsia="바탕" w:hAnsi="Times New Roman"/>
-          <w:sz w:val="18"/>
-          <w:szCs w:val="18"/>
-        </w:rPr>
-        <w:t xml:space="preserve"> 0.9% 이내였고, Q</w:t>
-      </w:r>
-      <w:r>
-        <w:rPr>
-          <w:rFonts w:ascii="Times New Roman" w:cs="Times New Roman" w:eastAsia="바탕" w:hAnsi="Times New Roman"/>
-          <w:sz w:val="18"/>
-          <w:szCs w:val="18"/>
-          <w:vertAlign w:val="subscript"/>
-        </w:rPr>
-        <w:t xml:space="preserve">it,eff</w:t>
-      </w:r>
-      <w:r>
-        <w:rPr>
-          <w:rFonts w:ascii="Times New Roman" w:cs="Times New Roman" w:eastAsia="바탕" w:hAnsi="Times New Roman"/>
-          <w:sz w:val="18"/>
-          <w:szCs w:val="18"/>
-        </w:rPr>
-        <w:t xml:space="preserve">에 따른 V</w:t>
-      </w:r>
-      <w:r>
-        <w:rPr>
-          <w:rFonts w:ascii="Times New Roman" w:cs="Times New Roman" w:eastAsia="바탕" w:hAnsi="Times New Roman"/>
-          <w:sz w:val="18"/>
-          <w:szCs w:val="18"/>
-          <w:vertAlign w:val="subscript"/>
-        </w:rPr>
-        <w:t xml:space="preserve">th</w:t>
-      </w:r>
-      <w:r>
-        <w:rPr>
-          <w:rFonts w:ascii="Times New Roman" w:cs="Times New Roman" w:eastAsia="바탕" w:hAnsi="Times New Roman"/>
-          <w:sz w:val="18"/>
-          <w:szCs w:val="18"/>
-        </w:rPr>
-        <w:t xml:space="preserve"> 이동은 −qΔQ</w:t>
-      </w:r>
-      <w:r>
-        <w:rPr>
-          <w:rFonts w:ascii="Times New Roman" w:cs="Times New Roman" w:eastAsia="바탕" w:hAnsi="Times New Roman"/>
-          <w:sz w:val="18"/>
-          <w:szCs w:val="18"/>
-          <w:vertAlign w:val="subscript"/>
-        </w:rPr>
-        <w:t xml:space="preserve">it</w:t>
-      </w:r>
-      <w:r>
-        <w:rPr>
-          <w:rFonts w:ascii="Times New Roman" w:cs="Times New Roman" w:eastAsia="바탕" w:hAnsi="Times New Roman"/>
-          <w:sz w:val="18"/>
-          <w:szCs w:val="18"/>
-        </w:rPr>
-        <w:t xml:space="preserve">/C</w:t>
-      </w:r>
-      <w:r>
-        <w:rPr>
-          <w:rFonts w:ascii="Times New Roman" w:cs="Times New Roman" w:eastAsia="바탕" w:hAnsi="Times New Roman"/>
-          <w:sz w:val="18"/>
-          <w:szCs w:val="18"/>
-          <w:vertAlign w:val="subscript"/>
-        </w:rPr>
-        <w:t xml:space="preserve">ox</w:t>
-      </w:r>
-      <w:r>
-        <w:rPr>
-          <w:rFonts w:ascii="Times New Roman" w:cs="Times New Roman" w:eastAsia="바탕" w:hAnsi="Times New Roman"/>
-          <w:sz w:val="18"/>
-          <w:szCs w:val="18"/>
-        </w:rPr>
-        <w:t xml:space="preserve">와 1 mV 이내로 일치하였다. 상용 1.2 kV 소자</w:t>
-      </w:r>
-      <w:r>
-        <w:rPr>
-          <w:rFonts w:ascii="Times New Roman" w:cs="Times New Roman" w:eastAsia="바탕" w:hAnsi="Times New Roman"/>
-          <w:sz w:val="18"/>
-          <w:szCs w:val="18"/>
-          <w:vertAlign w:val="superscript"/>
-        </w:rPr>
-        <w:t xml:space="preserve">[18]</w:t>
-      </w:r>
-      <w:r>
-        <w:rPr>
-          <w:rFonts w:ascii="Times New Roman" w:cs="Times New Roman" w:eastAsia="바탕" w:hAnsi="Times New Roman"/>
-          <w:sz w:val="18"/>
-          <w:szCs w:val="18"/>
-        </w:rPr>
-        <w:t xml:space="preserve">의 25→150 °C 변화(V</w:t>
-      </w:r>
-      <w:r>
-        <w:rPr>
-          <w:rFonts w:ascii="Times New Roman" w:cs="Times New Roman" w:eastAsia="바탕" w:hAnsi="Times New Roman"/>
-          <w:sz w:val="18"/>
-          <w:szCs w:val="18"/>
-          <w:vertAlign w:val="subscript"/>
-        </w:rPr>
-        <w:t xml:space="preserve">th</w:t>
-      </w:r>
-      <w:r>
-        <w:rPr>
-          <w:rFonts w:ascii="Times New Roman" w:cs="Times New Roman" w:eastAsia="바탕" w:hAnsi="Times New Roman"/>
-          <w:sz w:val="18"/>
-          <w:szCs w:val="18"/>
-        </w:rPr>
-        <w:t xml:space="preserve"> 2.9→2.4 V, R</w:t>
-      </w:r>
-      <w:r>
-        <w:rPr>
-          <w:rFonts w:ascii="Times New Roman" w:cs="Times New Roman" w:eastAsia="바탕" w:hAnsi="Times New Roman"/>
-          <w:sz w:val="18"/>
-          <w:szCs w:val="18"/>
-          <w:vertAlign w:val="subscript"/>
-        </w:rPr>
-        <w:t xml:space="preserve">DS(on)</w:t>
-      </w:r>
-      <w:r>
-        <w:rPr>
-          <w:rFonts w:ascii="Times New Roman" w:cs="Times New Roman" w:eastAsia="바탕" w:hAnsi="Times New Roman"/>
-          <w:sz w:val="18"/>
-          <w:szCs w:val="18"/>
-        </w:rPr>
-        <w:t xml:space="preserve"> 80→144 mΩ)와 방향은 같지만 본 모델의 변화폭(0.23 V, 44%)은 더 작다. 측정 소자에서 나타나는 고온 계면 트랩 전자 방출</w:t>
-      </w:r>
-      <w:r>
-        <w:rPr>
-          <w:rFonts w:ascii="Times New Roman" w:cs="Times New Roman" w:eastAsia="바탕" w:hAnsi="Times New Roman"/>
-          <w:sz w:val="18"/>
-          <w:szCs w:val="18"/>
-          <w:vertAlign w:val="superscript"/>
-        </w:rPr>
-        <w:t xml:space="preserve">[3]</w:t>
-      </w:r>
-      <w:r>
-        <w:rPr>
-          <w:rFonts w:ascii="Times New Roman" w:cs="Times New Roman" w:eastAsia="바탕" w:hAnsi="Times New Roman"/>
-          <w:sz w:val="18"/>
-          <w:szCs w:val="18"/>
-        </w:rPr>
-        <w:t xml:space="preserve">은 넣지 않았으며, 이 가정을 바꾼 계산은 4장 2절에 있다.</w:t>
       </w:r>
     </w:p>
     <w:p>
@@ -2315,6 +2096,242 @@
           <w:szCs w:val="15"/>
         </w:rPr>
         <w:t xml:space="preserve"> with the analytic line.</w:t>
+      </w:r>
+    </w:p>
+    <w:p>
+      <w:pPr>
+        <w:spacing w:after="0" w:before="0" w:line="250"/>
+        <w:ind w:firstLine="180"/>
+        <w:jc w:val="both"/>
+      </w:pPr>
+      <w:r>
+        <w:rPr>
+          <w:rFonts w:ascii="Times New Roman" w:cs="Times New Roman" w:eastAsia="바탕" w:hAnsi="Times New Roman"/>
+          <w:sz w:val="18"/>
+          <w:szCs w:val="18"/>
+        </w:rPr>
+        <w:t xml:space="preserve">1차원 PN 다이오드의 내장전위·불완전 이온화율과 MOS 커패시터의 평탄대 전압은 해석해와 5 mV 이내로 일치하였다. 그림 2에서 300 K→423 K에 V</w:t>
+      </w:r>
+      <w:r>
+        <w:rPr>
+          <w:rFonts w:ascii="Times New Roman" w:cs="Times New Roman" w:eastAsia="바탕" w:hAnsi="Times New Roman"/>
+          <w:sz w:val="18"/>
+          <w:szCs w:val="18"/>
+          <w:vertAlign w:val="subscript"/>
+        </w:rPr>
+        <w:t xml:space="preserve">th</w:t>
+      </w:r>
+      <w:r>
+        <w:rPr>
+          <w:rFonts w:ascii="Times New Roman" w:cs="Times New Roman" w:eastAsia="바탕" w:hAnsi="Times New Roman"/>
+          <w:sz w:val="18"/>
+          <w:szCs w:val="18"/>
+        </w:rPr>
+        <w:t xml:space="preserve">는 3.765→3.530 V, SS는 112.5→155.7 mV/dec, R</w:t>
+      </w:r>
+      <w:r>
+        <w:rPr>
+          <w:rFonts w:ascii="Times New Roman" w:cs="Times New Roman" w:eastAsia="바탕" w:hAnsi="Times New Roman"/>
+          <w:sz w:val="18"/>
+          <w:szCs w:val="18"/>
+          <w:vertAlign w:val="subscript"/>
+        </w:rPr>
+        <w:t xml:space="preserve">on,sp</w:t>
+      </w:r>
+      <w:r>
+        <w:rPr>
+          <w:rFonts w:ascii="Times New Roman" w:cs="Times New Roman" w:eastAsia="바탕" w:hAnsi="Times New Roman"/>
+          <w:sz w:val="18"/>
+          <w:szCs w:val="18"/>
+        </w:rPr>
+        <w:t xml:space="preserve">는 2.00→2.87 mΩ·cm</w:t>
+      </w:r>
+      <w:r>
+        <w:rPr>
+          <w:rFonts w:ascii="Times New Roman" w:cs="Times New Roman" w:eastAsia="바탕" w:hAnsi="Times New Roman"/>
+          <w:sz w:val="18"/>
+          <w:szCs w:val="18"/>
+          <w:vertAlign w:val="superscript"/>
+        </w:rPr>
+        <w:t xml:space="preserve">2</w:t>
+      </w:r>
+      <w:r>
+        <w:rPr>
+          <w:rFonts w:ascii="Times New Roman" w:cs="Times New Roman" w:eastAsia="바탕" w:hAnsi="Times New Roman"/>
+          <w:sz w:val="18"/>
+          <w:szCs w:val="18"/>
+        </w:rPr>
+        <w:t xml:space="preserve">로 변하였다. 사용한 메시(1.1만 노드)는 fine 메시 대비 V</w:t>
+      </w:r>
+      <w:r>
+        <w:rPr>
+          <w:rFonts w:ascii="Times New Roman" w:cs="Times New Roman" w:eastAsia="바탕" w:hAnsi="Times New Roman"/>
+          <w:sz w:val="18"/>
+          <w:szCs w:val="18"/>
+          <w:vertAlign w:val="subscript"/>
+        </w:rPr>
+        <w:t xml:space="preserve">th</w:t>
+      </w:r>
+      <w:r>
+        <w:rPr>
+          <w:rFonts w:ascii="Times New Roman" w:cs="Times New Roman" w:eastAsia="바탕" w:hAnsi="Times New Roman"/>
+          <w:sz w:val="18"/>
+          <w:szCs w:val="18"/>
+        </w:rPr>
+        <w:t xml:space="preserve"> 0.07 mV, R</w:t>
+      </w:r>
+      <w:r>
+        <w:rPr>
+          <w:rFonts w:ascii="Times New Roman" w:cs="Times New Roman" w:eastAsia="바탕" w:hAnsi="Times New Roman"/>
+          <w:sz w:val="18"/>
+          <w:szCs w:val="18"/>
+          <w:vertAlign w:val="subscript"/>
+        </w:rPr>
+        <w:t xml:space="preserve">on,sp</w:t>
+      </w:r>
+      <w:r>
+        <w:rPr>
+          <w:rFonts w:ascii="Times New Roman" w:cs="Times New Roman" w:eastAsia="바탕" w:hAnsi="Times New Roman"/>
+          <w:sz w:val="18"/>
+          <w:szCs w:val="18"/>
+        </w:rPr>
+        <w:t xml:space="preserve"> 0.9% 이내였고, Q</w:t>
+      </w:r>
+      <w:r>
+        <w:rPr>
+          <w:rFonts w:ascii="Times New Roman" w:cs="Times New Roman" w:eastAsia="바탕" w:hAnsi="Times New Roman"/>
+          <w:sz w:val="18"/>
+          <w:szCs w:val="18"/>
+          <w:vertAlign w:val="subscript"/>
+        </w:rPr>
+        <w:t xml:space="preserve">it,eff</w:t>
+      </w:r>
+      <w:r>
+        <w:rPr>
+          <w:rFonts w:ascii="Times New Roman" w:cs="Times New Roman" w:eastAsia="바탕" w:hAnsi="Times New Roman"/>
+          <w:sz w:val="18"/>
+          <w:szCs w:val="18"/>
+        </w:rPr>
+        <w:t xml:space="preserve">에 따른 V</w:t>
+      </w:r>
+      <w:r>
+        <w:rPr>
+          <w:rFonts w:ascii="Times New Roman" w:cs="Times New Roman" w:eastAsia="바탕" w:hAnsi="Times New Roman"/>
+          <w:sz w:val="18"/>
+          <w:szCs w:val="18"/>
+          <w:vertAlign w:val="subscript"/>
+        </w:rPr>
+        <w:t xml:space="preserve">th</w:t>
+      </w:r>
+      <w:r>
+        <w:rPr>
+          <w:rFonts w:ascii="Times New Roman" w:cs="Times New Roman" w:eastAsia="바탕" w:hAnsi="Times New Roman"/>
+          <w:sz w:val="18"/>
+          <w:szCs w:val="18"/>
+        </w:rPr>
+        <w:t xml:space="preserve"> 이동은 −qΔQ</w:t>
+      </w:r>
+      <w:r>
+        <w:rPr>
+          <w:rFonts w:ascii="Times New Roman" w:cs="Times New Roman" w:eastAsia="바탕" w:hAnsi="Times New Roman"/>
+          <w:sz w:val="18"/>
+          <w:szCs w:val="18"/>
+          <w:vertAlign w:val="subscript"/>
+        </w:rPr>
+        <w:t xml:space="preserve">it</w:t>
+      </w:r>
+      <w:r>
+        <w:rPr>
+          <w:rFonts w:ascii="Times New Roman" w:cs="Times New Roman" w:eastAsia="바탕" w:hAnsi="Times New Roman"/>
+          <w:sz w:val="18"/>
+          <w:szCs w:val="18"/>
+        </w:rPr>
+        <w:t xml:space="preserve">/C</w:t>
+      </w:r>
+      <w:r>
+        <w:rPr>
+          <w:rFonts w:ascii="Times New Roman" w:cs="Times New Roman" w:eastAsia="바탕" w:hAnsi="Times New Roman"/>
+          <w:sz w:val="18"/>
+          <w:szCs w:val="18"/>
+          <w:vertAlign w:val="subscript"/>
+        </w:rPr>
+        <w:t xml:space="preserve">ox</w:t>
+      </w:r>
+      <w:r>
+        <w:rPr>
+          <w:rFonts w:ascii="Times New Roman" w:cs="Times New Roman" w:eastAsia="바탕" w:hAnsi="Times New Roman"/>
+          <w:sz w:val="18"/>
+          <w:szCs w:val="18"/>
+        </w:rPr>
+        <w:t xml:space="preserve">와 1 mV 이내로 일치하였다. 상용 1.2 kV 소자</w:t>
+      </w:r>
+      <w:r>
+        <w:rPr>
+          <w:rFonts w:ascii="Times New Roman" w:cs="Times New Roman" w:eastAsia="바탕" w:hAnsi="Times New Roman"/>
+          <w:sz w:val="18"/>
+          <w:szCs w:val="18"/>
+          <w:vertAlign w:val="superscript"/>
+        </w:rPr>
+        <w:t xml:space="preserve">[18]</w:t>
+      </w:r>
+      <w:r>
+        <w:rPr>
+          <w:rFonts w:ascii="Times New Roman" w:cs="Times New Roman" w:eastAsia="바탕" w:hAnsi="Times New Roman"/>
+          <w:sz w:val="18"/>
+          <w:szCs w:val="18"/>
+        </w:rPr>
+        <w:t xml:space="preserve">의 25→150 °C 변화(V</w:t>
+      </w:r>
+      <w:r>
+        <w:rPr>
+          <w:rFonts w:ascii="Times New Roman" w:cs="Times New Roman" w:eastAsia="바탕" w:hAnsi="Times New Roman"/>
+          <w:sz w:val="18"/>
+          <w:szCs w:val="18"/>
+          <w:vertAlign w:val="subscript"/>
+        </w:rPr>
+        <w:t xml:space="preserve">th</w:t>
+      </w:r>
+      <w:r>
+        <w:rPr>
+          <w:rFonts w:ascii="Times New Roman" w:cs="Times New Roman" w:eastAsia="바탕" w:hAnsi="Times New Roman"/>
+          <w:sz w:val="18"/>
+          <w:szCs w:val="18"/>
+        </w:rPr>
+        <w:t xml:space="preserve"> 2.9→2.4 V, R</w:t>
+      </w:r>
+      <w:r>
+        <w:rPr>
+          <w:rFonts w:ascii="Times New Roman" w:cs="Times New Roman" w:eastAsia="바탕" w:hAnsi="Times New Roman"/>
+          <w:sz w:val="18"/>
+          <w:szCs w:val="18"/>
+          <w:vertAlign w:val="subscript"/>
+        </w:rPr>
+        <w:t xml:space="preserve">DS(on)</w:t>
+      </w:r>
+      <w:r>
+        <w:rPr>
+          <w:rFonts w:ascii="Times New Roman" w:cs="Times New Roman" w:eastAsia="바탕" w:hAnsi="Times New Roman"/>
+          <w:sz w:val="18"/>
+          <w:szCs w:val="18"/>
+        </w:rPr>
+        <w:t xml:space="preserve"> 80→144 mΩ)와 방향은 같지만 본 모델의 변화폭(0.23 V, 44%)은 더 작다. 측정 소자에서 나타나는 고온 계면 트랩 전자 방출</w:t>
+      </w:r>
+      <w:r>
+        <w:rPr>
+          <w:rFonts w:ascii="Times New Roman" w:cs="Times New Roman" w:eastAsia="바탕" w:hAnsi="Times New Roman"/>
+          <w:sz w:val="18"/>
+          <w:szCs w:val="18"/>
+          <w:vertAlign w:val="superscript"/>
+        </w:rPr>
+        <w:t xml:space="preserve">[3]</w:t>
+      </w:r>
+      <w:r>
+        <w:rPr>
+          <w:rFonts w:ascii="Times New Roman" w:cs="Times New Roman" w:eastAsia="바탕" w:hAnsi="Times New Roman"/>
+          <w:sz w:val="18"/>
+          <w:szCs w:val="18"/>
+        </w:rPr>
+        <w:t xml:space="preserve">은 넣지 않았으며, 이 가정을 바꾼 계산은 4장 2절에 있다.</w:t>
       </w:r>
     </w:p>
     <w:p>
@@ -5278,7 +5295,7 @@
           <w:sz w:val="18"/>
           <w:szCs w:val="18"/>
         </w:rPr>
-        <w:t xml:space="preserve">으로 받는다. 응답은 결정론적 검증 함수가 후보 포함 여부, 중복, 개수(10개), 근거 길이(400자 이하)를 확인해 하나라도 어기면 그 라운드는 불확실도 정책의 선택을 쓴다. LLM이 제공 정보를 쓰는지 보기 위해 같은 환경에서 원래 형식(A), 변수명과 물리 설명을 지운 익명화(B), 후보의 (u, d)와 변수별 오차를 섞어 틀리게 보여 준 조건(C), LLM 없이 상위 20개 중 무작위로 고르는 기준선(D)을 다시 실행하였다. 코드와 실행 기록은 버전과 함께 저장하였으며 심사 후 공개한다.</w:t>
+        <w:t xml:space="preserve">으로 받는다. 프롬프트는 불확실도만으로 고르지 말고 거리와 가장 오차가 큰 변수를 함께 고려하라고 지시한다. 응답은 결정론적 검증 함수가 후보 포함 여부, 중복, 개수(10개), 근거 길이(400자 이하)를 확인해 하나라도 어기면 그 라운드는 불확실도 정책의 선택을 쓴다. LLM이 제공 정보를 쓰는지 보기 위해 같은 환경에서 원래 형식(A), 변수명과 물리 설명을 지운 익명화(B), 후보의 (u, d)와 변수별 오차를 섞어 틀리게 보여 준 조건(C), LLM 없이 상위 20개 중 무작위로 고르는 기준선(D)을 다시 실행하였다(B는 물리 지식, C는 제공 수치, D는 상위 20개 안에서의 선택 자체의 역할을 본다). 코드와 실행 기록은 버전과 함께 저장하였으며 심사 후 공개한다.</w:t>
       </w:r>
     </w:p>
     <w:p>
@@ -5312,140 +5329,6 @@
           <w:szCs w:val="18"/>
         </w:rPr>
         <w:t xml:space="preserve">1. 다중 온도 특징의 효과(RQ1)</w:t>
-      </w:r>
-    </w:p>
-    <w:p>
-      <w:pPr>
-        <w:spacing w:after="0" w:before="0" w:line="250"/>
-        <w:ind w:firstLine="180"/>
-        <w:jc w:val="both"/>
-      </w:pPr>
-      <w:r>
-        <w:rPr>
-          <w:rFonts w:ascii="Times New Roman" w:cs="Times New Roman" w:eastAsia="바탕" w:hAnsi="Times New Roman"/>
-          <w:sz w:val="18"/>
-          <w:szCs w:val="18"/>
-        </w:rPr>
-        <w:t xml:space="preserve">그림 3(a)에서 기본 잡음의 GP MAE</w:t>
-      </w:r>
-      <w:r>
-        <w:rPr>
-          <w:rFonts w:ascii="Times New Roman" w:cs="Times New Roman" w:eastAsia="바탕" w:hAnsi="Times New Roman"/>
-          <w:sz w:val="18"/>
-          <w:szCs w:val="18"/>
-          <w:vertAlign w:val="subscript"/>
-        </w:rPr>
-        <w:t xml:space="preserve">norm</w:t>
-      </w:r>
-      <w:r>
-        <w:rPr>
-          <w:rFonts w:ascii="Times New Roman" w:cs="Times New Roman" w:eastAsia="바탕" w:hAnsi="Times New Roman"/>
-          <w:sz w:val="18"/>
-          <w:szCs w:val="18"/>
-        </w:rPr>
-        <w:t xml:space="preserve">은 S1 0.112, S2 0.072였으나(S2−S1 95% CI [−0.049, −0.031]), 300 K를 두 번 측정한 S1×2도 0.086이어서 독립 잡음에서는 이득의 약 2/3가 측정 횟수에서 나왔다. S1×2 대비 S2의 온도 고유 이득은 평균 −0.0145(CI [−0.0237, −0.0060])로 W</w:t>
-      </w:r>
-      <w:r>
-        <w:rPr>
-          <w:rFonts w:ascii="Times New Roman" w:cs="Times New Roman" w:eastAsia="바탕" w:hAnsi="Times New Roman"/>
-          <w:sz w:val="18"/>
-          <w:szCs w:val="18"/>
-          <w:vertAlign w:val="subscript"/>
-        </w:rPr>
-        <w:t xml:space="preserve">JFET</w:t>
-      </w:r>
-      <w:r>
-        <w:rPr>
-          <w:rFonts w:ascii="Times New Roman" w:cs="Times New Roman" w:eastAsia="바탕" w:hAnsi="Times New Roman"/>
-          <w:sz w:val="18"/>
-          <w:szCs w:val="18"/>
-        </w:rPr>
-        <w:t xml:space="preserve">에 집중되었고(0.079→0.050, CI [−0.040, −0.017]), N</w:t>
-      </w:r>
-      <w:r>
-        <w:rPr>
-          <w:rFonts w:ascii="Times New Roman" w:cs="Times New Roman" w:eastAsia="바탕" w:hAnsi="Times New Roman"/>
-          <w:sz w:val="18"/>
-          <w:szCs w:val="18"/>
-          <w:vertAlign w:val="subscript"/>
-        </w:rPr>
-        <w:t xml:space="preserve">pw</w:t>
-      </w:r>
-      <w:r>
-        <w:rPr>
-          <w:rFonts w:ascii="Times New Roman" w:cs="Times New Roman" w:eastAsia="바탕" w:hAnsi="Times New Roman"/>
-          <w:sz w:val="18"/>
-          <w:szCs w:val="18"/>
-        </w:rPr>
-        <w:t xml:space="preserve">와 Q</w:t>
-      </w:r>
-      <w:r>
-        <w:rPr>
-          <w:rFonts w:ascii="Times New Roman" w:cs="Times New Roman" w:eastAsia="바탕" w:hAnsi="Times New Roman"/>
-          <w:sz w:val="18"/>
-          <w:szCs w:val="18"/>
-          <w:vertAlign w:val="subscript"/>
-        </w:rPr>
-        <w:t xml:space="preserve">it,eff</w:t>
-      </w:r>
-      <w:r>
-        <w:rPr>
-          <w:rFonts w:ascii="Times New Roman" w:cs="Times New Roman" w:eastAsia="바탕" w:hAnsi="Times New Roman"/>
-          <w:sz w:val="18"/>
-          <w:szCs w:val="18"/>
-        </w:rPr>
-        <w:t xml:space="preserve">는 CI가 0을 포함하였다. Cramér–Rao 하한의 S2/S1 비도 W</w:t>
-      </w:r>
-      <w:r>
-        <w:rPr>
-          <w:rFonts w:ascii="Times New Roman" w:cs="Times New Roman" w:eastAsia="바탕" w:hAnsi="Times New Roman"/>
-          <w:sz w:val="18"/>
-          <w:szCs w:val="18"/>
-          <w:vertAlign w:val="subscript"/>
-        </w:rPr>
-        <w:t xml:space="preserve">JFET</w:t>
-      </w:r>
-      <w:r>
-        <w:rPr>
-          <w:rFonts w:ascii="Times New Roman" w:cs="Times New Roman" w:eastAsia="바탕" w:hAnsi="Times New Roman"/>
-          <w:sz w:val="18"/>
-          <w:szCs w:val="18"/>
-        </w:rPr>
-        <w:t xml:space="preserve">가 0.38로 N</w:t>
-      </w:r>
-      <w:r>
-        <w:rPr>
-          <w:rFonts w:ascii="Times New Roman" w:cs="Times New Roman" w:eastAsia="바탕" w:hAnsi="Times New Roman"/>
-          <w:sz w:val="18"/>
-          <w:szCs w:val="18"/>
-          <w:vertAlign w:val="subscript"/>
-        </w:rPr>
-        <w:t xml:space="preserve">pw</w:t>
-      </w:r>
-      <w:r>
-        <w:rPr>
-          <w:rFonts w:ascii="Times New Roman" w:cs="Times New Roman" w:eastAsia="바탕" w:hAnsi="Times New Roman"/>
-          <w:sz w:val="18"/>
-          <w:szCs w:val="18"/>
-        </w:rPr>
-        <w:t xml:space="preserve">·Q</w:t>
-      </w:r>
-      <w:r>
-        <w:rPr>
-          <w:rFonts w:ascii="Times New Roman" w:cs="Times New Roman" w:eastAsia="바탕" w:hAnsi="Times New Roman"/>
-          <w:sz w:val="18"/>
-          <w:szCs w:val="18"/>
-          <w:vertAlign w:val="subscript"/>
-        </w:rPr>
-        <w:t xml:space="preserve">it,eff</w:t>
-      </w:r>
-      <w:r>
-        <w:rPr>
-          <w:rFonts w:ascii="Times New Roman" w:cs="Times New Roman" w:eastAsia="바탕" w:hAnsi="Times New Roman"/>
-          <w:sz w:val="18"/>
-          <w:szCs w:val="18"/>
-        </w:rPr>
-        <w:t xml:space="preserve">(0.59, 0.58)보다 작았다. 34차원 통제, 2배 잡음, 선형 Ridge, 다른 잡음 실현 4개에서도 결론은 같았다. 그림 3(b)처럼 두 측정의 잡음이 상관되면(ρ = 0.9) 반복 이득은 사라졌으나(S1×2 0.110) S2는 0.075를 유지했고 온도차를 더한 S3는 0.064였다. 잡음이 없으면 S1의 오차도 0.001 미만이었다.</w:t>
       </w:r>
     </w:p>
     <w:p>
@@ -5526,6 +5409,478 @@
     </w:p>
     <w:p>
       <w:pPr>
+        <w:spacing w:after="0" w:before="0" w:line="250"/>
+        <w:ind w:firstLine="180"/>
+        <w:jc w:val="both"/>
+      </w:pPr>
+      <w:r>
+        <w:rPr>
+          <w:rFonts w:ascii="Times New Roman" w:cs="Times New Roman" w:eastAsia="바탕" w:hAnsi="Times New Roman"/>
+          <w:sz w:val="18"/>
+          <w:szCs w:val="18"/>
+        </w:rPr>
+        <w:t xml:space="preserve">그림 3(a)에서 기본 잡음의 GP MAE</w:t>
+      </w:r>
+      <w:r>
+        <w:rPr>
+          <w:rFonts w:ascii="Times New Roman" w:cs="Times New Roman" w:eastAsia="바탕" w:hAnsi="Times New Roman"/>
+          <w:sz w:val="18"/>
+          <w:szCs w:val="18"/>
+          <w:vertAlign w:val="subscript"/>
+        </w:rPr>
+        <w:t xml:space="preserve">norm</w:t>
+      </w:r>
+      <w:r>
+        <w:rPr>
+          <w:rFonts w:ascii="Times New Roman" w:cs="Times New Roman" w:eastAsia="바탕" w:hAnsi="Times New Roman"/>
+          <w:sz w:val="18"/>
+          <w:szCs w:val="18"/>
+        </w:rPr>
+        <w:t xml:space="preserve">은 S1 0.112, S2 0.072였으나(S2−S1 95% CI [−0.049, −0.031]), 300 K를 두 번 측정한 S1×2도 0.086이어서 독립 잡음에서는 이득의 약 2/3가 측정 횟수에서 나왔다. S1×2 대비 S2의 온도 고유 이득은 평균 −0.0145(CI [−0.0237, −0.0060])로 W</w:t>
+      </w:r>
+      <w:r>
+        <w:rPr>
+          <w:rFonts w:ascii="Times New Roman" w:cs="Times New Roman" w:eastAsia="바탕" w:hAnsi="Times New Roman"/>
+          <w:sz w:val="18"/>
+          <w:szCs w:val="18"/>
+          <w:vertAlign w:val="subscript"/>
+        </w:rPr>
+        <w:t xml:space="preserve">JFET</w:t>
+      </w:r>
+      <w:r>
+        <w:rPr>
+          <w:rFonts w:ascii="Times New Roman" w:cs="Times New Roman" w:eastAsia="바탕" w:hAnsi="Times New Roman"/>
+          <w:sz w:val="18"/>
+          <w:szCs w:val="18"/>
+        </w:rPr>
+        <w:t xml:space="preserve">에 집중되었고(0.079→0.050, CI [−0.040, −0.017]), N</w:t>
+      </w:r>
+      <w:r>
+        <w:rPr>
+          <w:rFonts w:ascii="Times New Roman" w:cs="Times New Roman" w:eastAsia="바탕" w:hAnsi="Times New Roman"/>
+          <w:sz w:val="18"/>
+          <w:szCs w:val="18"/>
+          <w:vertAlign w:val="subscript"/>
+        </w:rPr>
+        <w:t xml:space="preserve">pw</w:t>
+      </w:r>
+      <w:r>
+        <w:rPr>
+          <w:rFonts w:ascii="Times New Roman" w:cs="Times New Roman" w:eastAsia="바탕" w:hAnsi="Times New Roman"/>
+          <w:sz w:val="18"/>
+          <w:szCs w:val="18"/>
+        </w:rPr>
+        <w:t xml:space="preserve">와 Q</w:t>
+      </w:r>
+      <w:r>
+        <w:rPr>
+          <w:rFonts w:ascii="Times New Roman" w:cs="Times New Roman" w:eastAsia="바탕" w:hAnsi="Times New Roman"/>
+          <w:sz w:val="18"/>
+          <w:szCs w:val="18"/>
+          <w:vertAlign w:val="subscript"/>
+        </w:rPr>
+        <w:t xml:space="preserve">it,eff</w:t>
+      </w:r>
+      <w:r>
+        <w:rPr>
+          <w:rFonts w:ascii="Times New Roman" w:cs="Times New Roman" w:eastAsia="바탕" w:hAnsi="Times New Roman"/>
+          <w:sz w:val="18"/>
+          <w:szCs w:val="18"/>
+        </w:rPr>
+        <w:t xml:space="preserve">는 CI가 0을 포함하였다. 34차원 통제, 2배 잡음, 선형 Ridge, 다른 잡음 실현 4개에서도 결론은 같았고, 같은 DEVSIM 실행 수에서도 120회의 S2(60점)가 0.085로 480회의 S1(0.113)보다 작았다. S2의 남은 평균 절대오차는 W</w:t>
+      </w:r>
+      <w:r>
+        <w:rPr>
+          <w:rFonts w:ascii="Times New Roman" w:cs="Times New Roman" w:eastAsia="바탕" w:hAnsi="Times New Roman"/>
+          <w:sz w:val="18"/>
+          <w:szCs w:val="18"/>
+          <w:vertAlign w:val="subscript"/>
+        </w:rPr>
+        <w:t xml:space="preserve">JFET</w:t>
+      </w:r>
+      <w:r>
+        <w:rPr>
+          <w:rFonts w:ascii="Times New Roman" w:cs="Times New Roman" w:eastAsia="바탕" w:hAnsi="Times New Roman"/>
+          <w:sz w:val="18"/>
+          <w:szCs w:val="18"/>
+        </w:rPr>
+        <w:t xml:space="preserve"> 약 48 nm, N</w:t>
+      </w:r>
+      <w:r>
+        <w:rPr>
+          <w:rFonts w:ascii="Times New Roman" w:cs="Times New Roman" w:eastAsia="바탕" w:hAnsi="Times New Roman"/>
+          <w:sz w:val="18"/>
+          <w:szCs w:val="18"/>
+          <w:vertAlign w:val="subscript"/>
+        </w:rPr>
+        <w:t xml:space="preserve">pw</w:t>
+      </w:r>
+      <w:r>
+        <w:rPr>
+          <w:rFonts w:ascii="Times New Roman" w:cs="Times New Roman" w:eastAsia="바탕" w:hAnsi="Times New Roman"/>
+          <w:sz w:val="18"/>
+          <w:szCs w:val="18"/>
+        </w:rPr>
+        <w:t xml:space="preserve"> 약 4.5×10</w:t>
+      </w:r>
+      <w:r>
+        <w:rPr>
+          <w:rFonts w:ascii="Times New Roman" w:cs="Times New Roman" w:eastAsia="바탕" w:hAnsi="Times New Roman"/>
+          <w:sz w:val="18"/>
+          <w:szCs w:val="18"/>
+          <w:vertAlign w:val="superscript"/>
+        </w:rPr>
+        <w:t xml:space="preserve">15</w:t>
+      </w:r>
+      <w:r>
+        <w:rPr>
+          <w:rFonts w:ascii="Times New Roman" w:cs="Times New Roman" w:eastAsia="바탕" w:hAnsi="Times New Roman"/>
+          <w:sz w:val="18"/>
+          <w:szCs w:val="18"/>
+        </w:rPr>
+        <w:t xml:space="preserve"> cm</w:t>
+      </w:r>
+      <w:r>
+        <w:rPr>
+          <w:rFonts w:ascii="Times New Roman" w:cs="Times New Roman" w:eastAsia="바탕" w:hAnsi="Times New Roman"/>
+          <w:sz w:val="18"/>
+          <w:szCs w:val="18"/>
+          <w:vertAlign w:val="superscript"/>
+        </w:rPr>
+        <w:t xml:space="preserve">−3</w:t>
+      </w:r>
+      <w:r>
+        <w:rPr>
+          <w:rFonts w:ascii="Times New Roman" w:cs="Times New Roman" w:eastAsia="바탕" w:hAnsi="Times New Roman"/>
+          <w:sz w:val="18"/>
+          <w:szCs w:val="18"/>
+        </w:rPr>
+        <w:t xml:space="preserve">, Q</w:t>
+      </w:r>
+      <w:r>
+        <w:rPr>
+          <w:rFonts w:ascii="Times New Roman" w:cs="Times New Roman" w:eastAsia="바탕" w:hAnsi="Times New Roman"/>
+          <w:sz w:val="18"/>
+          <w:szCs w:val="18"/>
+          <w:vertAlign w:val="subscript"/>
+        </w:rPr>
+        <w:t xml:space="preserve">it,eff</w:t>
+      </w:r>
+      <w:r>
+        <w:rPr>
+          <w:rFonts w:ascii="Times New Roman" w:cs="Times New Roman" w:eastAsia="바탕" w:hAnsi="Times New Roman"/>
+          <w:sz w:val="18"/>
+          <w:szCs w:val="18"/>
+        </w:rPr>
+        <w:t xml:space="preserve"> 약 5×10</w:t>
+      </w:r>
+      <w:r>
+        <w:rPr>
+          <w:rFonts w:ascii="Times New Roman" w:cs="Times New Roman" w:eastAsia="바탕" w:hAnsi="Times New Roman"/>
+          <w:sz w:val="18"/>
+          <w:szCs w:val="18"/>
+          <w:vertAlign w:val="superscript"/>
+        </w:rPr>
+        <w:t xml:space="preserve">10</w:t>
+      </w:r>
+      <w:r>
+        <w:rPr>
+          <w:rFonts w:ascii="Times New Roman" w:cs="Times New Roman" w:eastAsia="바탕" w:hAnsi="Times New Roman"/>
+          <w:sz w:val="18"/>
+          <w:szCs w:val="18"/>
+        </w:rPr>
+        <w:t xml:space="preserve"> cm</w:t>
+      </w:r>
+      <w:r>
+        <w:rPr>
+          <w:rFonts w:ascii="Times New Roman" w:cs="Times New Roman" w:eastAsia="바탕" w:hAnsi="Times New Roman"/>
+          <w:sz w:val="18"/>
+          <w:szCs w:val="18"/>
+          <w:vertAlign w:val="superscript"/>
+        </w:rPr>
+        <w:t xml:space="preserve">−2</w:t>
+      </w:r>
+      <w:r>
+        <w:rPr>
+          <w:rFonts w:ascii="Times New Roman" w:cs="Times New Roman" w:eastAsia="바탕" w:hAnsi="Times New Roman"/>
+          <w:sz w:val="18"/>
+          <w:szCs w:val="18"/>
+        </w:rPr>
+        <w:t xml:space="preserve">이다. 잡음이 없으면 S1의 오차도 0.001 미만이었다.</w:t>
+      </w:r>
+    </w:p>
+    <w:p>
+      <w:pPr>
+        <w:spacing w:after="0" w:before="0" w:line="250"/>
+        <w:ind w:firstLine="180"/>
+        <w:jc w:val="both"/>
+      </w:pPr>
+      <w:r>
+        <w:rPr>
+          <w:rFonts w:ascii="Times New Roman" w:cs="Times New Roman" w:eastAsia="바탕" w:hAnsi="Times New Roman"/>
+          <w:sz w:val="18"/>
+          <w:szCs w:val="18"/>
+        </w:rPr>
+        <w:t xml:space="preserve">300 K에서 W</w:t>
+      </w:r>
+      <w:r>
+        <w:rPr>
+          <w:rFonts w:ascii="Times New Roman" w:cs="Times New Roman" w:eastAsia="바탕" w:hAnsi="Times New Roman"/>
+          <w:sz w:val="18"/>
+          <w:szCs w:val="18"/>
+          <w:vertAlign w:val="subscript"/>
+        </w:rPr>
+        <w:t xml:space="preserve">JFET</w:t>
+      </w:r>
+      <w:r>
+        <w:rPr>
+          <w:rFonts w:ascii="Times New Roman" w:cs="Times New Roman" w:eastAsia="바탕" w:hAnsi="Times New Roman"/>
+          <w:sz w:val="18"/>
+          <w:szCs w:val="18"/>
+        </w:rPr>
+        <w:t xml:space="preserve">와 s</w:t>
+      </w:r>
+      <w:r>
+        <w:rPr>
+          <w:rFonts w:ascii="Times New Roman" w:cs="Times New Roman" w:eastAsia="바탕" w:hAnsi="Times New Roman"/>
+          <w:sz w:val="18"/>
+          <w:szCs w:val="18"/>
+          <w:vertAlign w:val="subscript"/>
+        </w:rPr>
+        <w:t xml:space="preserve">μ</w:t>
+      </w:r>
+      <w:r>
+        <w:rPr>
+          <w:rFonts w:ascii="Times New Roman" w:cs="Times New Roman" w:eastAsia="바탕" w:hAnsi="Times New Roman"/>
+          <w:sz w:val="18"/>
+          <w:szCs w:val="18"/>
+        </w:rPr>
+        <w:t xml:space="preserve">는 I</w:t>
+      </w:r>
+      <w:r>
+        <w:rPr>
+          <w:rFonts w:ascii="Times New Roman" w:cs="Times New Roman" w:eastAsia="바탕" w:hAnsi="Times New Roman"/>
+          <w:sz w:val="18"/>
+          <w:szCs w:val="18"/>
+          <w:vertAlign w:val="subscript"/>
+        </w:rPr>
+        <w:t xml:space="preserve">on</w:t>
+      </w:r>
+      <w:r>
+        <w:rPr>
+          <w:rFonts w:ascii="Times New Roman" w:cs="Times New Roman" w:eastAsia="바탕" w:hAnsi="Times New Roman"/>
+          <w:sz w:val="18"/>
+          <w:szCs w:val="18"/>
+        </w:rPr>
+        <w:t xml:space="preserve">을 같은 방향으로 바꾸므로 반복 측정은 둘의 공선성을 풀지 못하지만, 423 K에서는 I</w:t>
+      </w:r>
+      <w:r>
+        <w:rPr>
+          <w:rFonts w:ascii="Times New Roman" w:cs="Times New Roman" w:eastAsia="바탕" w:hAnsi="Times New Roman"/>
+          <w:sz w:val="18"/>
+          <w:szCs w:val="18"/>
+          <w:vertAlign w:val="subscript"/>
+        </w:rPr>
+        <w:t xml:space="preserve">on</w:t>
+      </w:r>
+      <w:r>
+        <w:rPr>
+          <w:rFonts w:ascii="Times New Roman" w:cs="Times New Roman" w:eastAsia="바탕" w:hAnsi="Times New Roman"/>
+          <w:sz w:val="18"/>
+          <w:szCs w:val="18"/>
+        </w:rPr>
+        <w:t xml:space="preserve"> 민감도의 비(W</w:t>
+      </w:r>
+      <w:r>
+        <w:rPr>
+          <w:rFonts w:ascii="Times New Roman" w:cs="Times New Roman" w:eastAsia="바탕" w:hAnsi="Times New Roman"/>
+          <w:sz w:val="18"/>
+          <w:szCs w:val="18"/>
+          <w:vertAlign w:val="subscript"/>
+        </w:rPr>
+        <w:t xml:space="preserve">JFET</w:t>
+      </w:r>
+      <w:r>
+        <w:rPr>
+          <w:rFonts w:ascii="Times New Roman" w:cs="Times New Roman" w:eastAsia="바탕" w:hAnsi="Times New Roman"/>
+          <w:sz w:val="18"/>
+          <w:szCs w:val="18"/>
+        </w:rPr>
+        <w:t xml:space="preserve">/s</w:t>
+      </w:r>
+      <w:r>
+        <w:rPr>
+          <w:rFonts w:ascii="Times New Roman" w:cs="Times New Roman" w:eastAsia="바탕" w:hAnsi="Times New Roman"/>
+          <w:sz w:val="18"/>
+          <w:szCs w:val="18"/>
+          <w:vertAlign w:val="subscript"/>
+        </w:rPr>
+        <w:t xml:space="preserve">μ</w:t>
+      </w:r>
+      <w:r>
+        <w:rPr>
+          <w:rFonts w:ascii="Times New Roman" w:cs="Times New Roman" w:eastAsia="바탕" w:hAnsi="Times New Roman"/>
+          <w:sz w:val="18"/>
+          <w:szCs w:val="18"/>
+        </w:rPr>
+        <w:t xml:space="preserve">)가 0.40에서 1.25로 바뀐다(표 1). Cramér–Rao 하한의 S2/S1 비(W</w:t>
+      </w:r>
+      <w:r>
+        <w:rPr>
+          <w:rFonts w:ascii="Times New Roman" w:cs="Times New Roman" w:eastAsia="바탕" w:hAnsi="Times New Roman"/>
+          <w:sz w:val="18"/>
+          <w:szCs w:val="18"/>
+          <w:vertAlign w:val="subscript"/>
+        </w:rPr>
+        <w:t xml:space="preserve">JFET</w:t>
+      </w:r>
+      <w:r>
+        <w:rPr>
+          <w:rFonts w:ascii="Times New Roman" w:cs="Times New Roman" w:eastAsia="바탕" w:hAnsi="Times New Roman"/>
+          <w:sz w:val="18"/>
+          <w:szCs w:val="18"/>
+        </w:rPr>
+        <w:t xml:space="preserve"> 0.38, N</w:t>
+      </w:r>
+      <w:r>
+        <w:rPr>
+          <w:rFonts w:ascii="Times New Roman" w:cs="Times New Roman" w:eastAsia="바탕" w:hAnsi="Times New Roman"/>
+          <w:sz w:val="18"/>
+          <w:szCs w:val="18"/>
+          <w:vertAlign w:val="subscript"/>
+        </w:rPr>
+        <w:t xml:space="preserve">pw</w:t>
+      </w:r>
+      <w:r>
+        <w:rPr>
+          <w:rFonts w:ascii="Times New Roman" w:cs="Times New Roman" w:eastAsia="바탕" w:hAnsi="Times New Roman"/>
+          <w:sz w:val="18"/>
+          <w:szCs w:val="18"/>
+        </w:rPr>
+        <w:t xml:space="preserve"> 0.59, Q</w:t>
+      </w:r>
+      <w:r>
+        <w:rPr>
+          <w:rFonts w:ascii="Times New Roman" w:cs="Times New Roman" w:eastAsia="바탕" w:hAnsi="Times New Roman"/>
+          <w:sz w:val="18"/>
+          <w:szCs w:val="18"/>
+          <w:vertAlign w:val="subscript"/>
+        </w:rPr>
+        <w:t xml:space="preserve">it,eff</w:t>
+      </w:r>
+      <w:r>
+        <w:rPr>
+          <w:rFonts w:ascii="Times New Roman" w:cs="Times New Roman" w:eastAsia="바탕" w:hAnsi="Times New Roman"/>
+          <w:sz w:val="18"/>
+          <w:szCs w:val="18"/>
+        </w:rPr>
+        <w:t xml:space="preserve"> 0.58)로 예상한 반복 측정 대비 추가 감소(46%, 17%, 18%)도 관측값(36%, 9%, 8%)과 순서가 같았다. 반면 N</w:t>
+      </w:r>
+      <w:r>
+        <w:rPr>
+          <w:rFonts w:ascii="Times New Roman" w:cs="Times New Roman" w:eastAsia="바탕" w:hAnsi="Times New Roman"/>
+          <w:sz w:val="18"/>
+          <w:szCs w:val="18"/>
+          <w:vertAlign w:val="subscript"/>
+        </w:rPr>
+        <w:t xml:space="preserve">pw</w:t>
+      </w:r>
+      <w:r>
+        <w:rPr>
+          <w:rFonts w:ascii="Times New Roman" w:cs="Times New Roman" w:eastAsia="바탕" w:hAnsi="Times New Roman"/>
+          <w:sz w:val="18"/>
+          <w:szCs w:val="18"/>
+        </w:rPr>
+        <w:t xml:space="preserve">를 Q</w:t>
+      </w:r>
+      <w:r>
+        <w:rPr>
+          <w:rFonts w:ascii="Times New Roman" w:cs="Times New Roman" w:eastAsia="바탕" w:hAnsi="Times New Roman"/>
+          <w:sz w:val="18"/>
+          <w:szCs w:val="18"/>
+          <w:vertAlign w:val="subscript"/>
+        </w:rPr>
+        <w:t xml:space="preserve">it,eff</w:t>
+      </w:r>
+      <w:r>
+        <w:rPr>
+          <w:rFonts w:ascii="Times New Roman" w:cs="Times New Roman" w:eastAsia="바탕" w:hAnsi="Times New Roman"/>
+          <w:sz w:val="18"/>
+          <w:szCs w:val="18"/>
+        </w:rPr>
+        <w:t xml:space="preserve">와 구분하는 V</w:t>
+      </w:r>
+      <w:r>
+        <w:rPr>
+          <w:rFonts w:ascii="Times New Roman" w:cs="Times New Roman" w:eastAsia="바탕" w:hAnsi="Times New Roman"/>
+          <w:sz w:val="18"/>
+          <w:szCs w:val="18"/>
+          <w:vertAlign w:val="subscript"/>
+        </w:rPr>
+        <w:t xml:space="preserve">th</w:t>
+      </w:r>
+      <w:r>
+        <w:rPr>
+          <w:rFonts w:ascii="Times New Roman" w:cs="Times New Roman" w:eastAsia="바탕" w:hAnsi="Times New Roman"/>
+          <w:sz w:val="18"/>
+          <w:szCs w:val="18"/>
+        </w:rPr>
+        <w:t xml:space="preserve"> 온도 이동(+20%당 −10.9 mV)은 두 측정 차이의 잡음(14 mV)보다 작다. 그림 3(b)처럼 두 측정의 잡음이 상관되면(ρ = 0.9) 반복 이득은 사라졌으나(S1×2 0.110) S2는 0.075를 유지했고 온도차를 더한 S3는 0.064였다. 상관된 잡음은 평균해도 줄지 않지만 두 온도의 차이에서는 상쇄되어(V</w:t>
+      </w:r>
+      <w:r>
+        <w:rPr>
+          <w:rFonts w:ascii="Times New Roman" w:cs="Times New Roman" w:eastAsia="바탕" w:hAnsi="Times New Roman"/>
+          <w:sz w:val="18"/>
+          <w:szCs w:val="18"/>
+          <w:vertAlign w:val="subscript"/>
+        </w:rPr>
+        <w:t xml:space="preserve">th</w:t>
+      </w:r>
+      <w:r>
+        <w:rPr>
+          <w:rFonts w:ascii="Times New Roman" w:cs="Times New Roman" w:eastAsia="바탕" w:hAnsi="Times New Roman"/>
+          <w:sz w:val="18"/>
+          <w:szCs w:val="18"/>
+        </w:rPr>
+        <w:t xml:space="preserve"> 온도 이동 잡음 4.5 mV), 이때는 N</w:t>
+      </w:r>
+      <w:r>
+        <w:rPr>
+          <w:rFonts w:ascii="Times New Roman" w:cs="Times New Roman" w:eastAsia="바탕" w:hAnsi="Times New Roman"/>
+          <w:sz w:val="18"/>
+          <w:szCs w:val="18"/>
+          <w:vertAlign w:val="subscript"/>
+        </w:rPr>
+        <w:t xml:space="preserve">pw</w:t>
+      </w:r>
+      <w:r>
+        <w:rPr>
+          <w:rFonts w:ascii="Times New Roman" w:cs="Times New Roman" w:eastAsia="바탕" w:hAnsi="Times New Roman"/>
+          <w:sz w:val="18"/>
+          <w:szCs w:val="18"/>
+        </w:rPr>
+        <w:t xml:space="preserve">·Q</w:t>
+      </w:r>
+      <w:r>
+        <w:rPr>
+          <w:rFonts w:ascii="Times New Roman" w:cs="Times New Roman" w:eastAsia="바탕" w:hAnsi="Times New Roman"/>
+          <w:sz w:val="18"/>
+          <w:szCs w:val="18"/>
+          <w:vertAlign w:val="subscript"/>
+        </w:rPr>
+        <w:t xml:space="preserve">it,eff</w:t>
+      </w:r>
+      <w:r>
+        <w:rPr>
+          <w:rFonts w:ascii="Times New Roman" w:cs="Times New Roman" w:eastAsia="바탕" w:hAnsi="Times New Roman"/>
+          <w:sz w:val="18"/>
+          <w:szCs w:val="18"/>
+        </w:rPr>
+        <w:t xml:space="preserve">의 S2−S1×2 CI도 0 미만이었다.</w:t>
+      </w:r>
+    </w:p>
+    <w:p>
+      <w:pPr>
         <w:keepNext/>
         <w:spacing w:after="25" w:before="60" w:line="250"/>
       </w:pPr>
@@ -5538,6 +5893,225 @@
           <w:szCs w:val="18"/>
         </w:rPr>
         <w:t xml:space="preserve">2. 고온 물리 가정에 대한 강건성(RQ1)</w:t>
+      </w:r>
+    </w:p>
+    <w:p>
+      <w:pPr>
+        <w:spacing w:after="0" w:before="0" w:line="250"/>
+        <w:ind w:firstLine="180"/>
+        <w:jc w:val="both"/>
+      </w:pPr>
+      <w:r>
+        <w:rPr>
+          <w:rFonts w:ascii="Times New Roman" w:cs="Times New Roman" w:eastAsia="바탕" w:hAnsi="Times New Roman"/>
+          <w:sz w:val="18"/>
+          <w:szCs w:val="18"/>
+        </w:rPr>
+        <w:t xml:space="preserve">표 2에서 423 K 데이터를 지수 0, −1로 다시 계산하고 같은 지수로 학습·평가하면 S2 오차는 0.073, 0.076으로 S1(0.112)보다 35%, 32% 작았고, S2−S1의 95% CI는 세 지수 모두 0 미만이었다. 지수가 +1, 0, −1로 바뀌는 동안 W</w:t>
+      </w:r>
+      <w:r>
+        <w:rPr>
+          <w:rFonts w:ascii="Times New Roman" w:cs="Times New Roman" w:eastAsia="바탕" w:hAnsi="Times New Roman"/>
+          <w:sz w:val="18"/>
+          <w:szCs w:val="18"/>
+          <w:vertAlign w:val="subscript"/>
+        </w:rPr>
+        <w:t xml:space="preserve">JFET</w:t>
+      </w:r>
+      <w:r>
+        <w:rPr>
+          <w:rFonts w:ascii="Times New Roman" w:cs="Times New Roman" w:eastAsia="바탕" w:hAnsi="Times New Roman"/>
+          <w:sz w:val="18"/>
+          <w:szCs w:val="18"/>
+        </w:rPr>
+        <w:t xml:space="preserve"> 개선률은 53, 46, 36%로 줄었지만 N</w:t>
+      </w:r>
+      <w:r>
+        <w:rPr>
+          <w:rFonts w:ascii="Times New Roman" w:cs="Times New Roman" w:eastAsia="바탕" w:hAnsi="Times New Roman"/>
+          <w:sz w:val="18"/>
+          <w:szCs w:val="18"/>
+          <w:vertAlign w:val="subscript"/>
+        </w:rPr>
+        <w:t xml:space="preserve">pw</w:t>
+      </w:r>
+      <w:r>
+        <w:rPr>
+          <w:rFonts w:ascii="Times New Roman" w:cs="Times New Roman" w:eastAsia="바탕" w:hAnsi="Times New Roman"/>
+          <w:sz w:val="18"/>
+          <w:szCs w:val="18"/>
+        </w:rPr>
+        <w:t xml:space="preserve">·Q</w:t>
+      </w:r>
+      <w:r>
+        <w:rPr>
+          <w:rFonts w:ascii="Times New Roman" w:cs="Times New Roman" w:eastAsia="바탕" w:hAnsi="Times New Roman"/>
+          <w:sz w:val="18"/>
+          <w:szCs w:val="18"/>
+          <w:vertAlign w:val="subscript"/>
+        </w:rPr>
+        <w:t xml:space="preserve">it,eff</w:t>
+      </w:r>
+      <w:r>
+        <w:rPr>
+          <w:rFonts w:ascii="Times New Roman" w:cs="Times New Roman" w:eastAsia="바탕" w:hAnsi="Times New Roman"/>
+          <w:sz w:val="18"/>
+          <w:szCs w:val="18"/>
+        </w:rPr>
+        <w:t xml:space="preserve"> 개선률은 27~31%에 머물렀다. W</w:t>
+      </w:r>
+      <w:r>
+        <w:rPr>
+          <w:rFonts w:ascii="Times New Roman" w:cs="Times New Roman" w:eastAsia="바탕" w:hAnsi="Times New Roman"/>
+          <w:sz w:val="18"/>
+          <w:szCs w:val="18"/>
+          <w:vertAlign w:val="subscript"/>
+        </w:rPr>
+        <w:t xml:space="preserve">JFET</w:t>
+      </w:r>
+      <w:r>
+        <w:rPr>
+          <w:rFonts w:ascii="Times New Roman" w:cs="Times New Roman" w:eastAsia="바탕" w:hAnsi="Times New Roman"/>
+          <w:sz w:val="18"/>
+          <w:szCs w:val="18"/>
+        </w:rPr>
+        <w:t xml:space="preserve"> 개선이 준 것은 채널과 드리프트 이동도의 온도 의존성 차이가 줄었기 때문으로 해석된다. r = 0.1, 0.3에서 개선률이 49%, 70%로 커진 것은 식 (3)에 따라 423 K V</w:t>
+      </w:r>
+      <w:r>
+        <w:rPr>
+          <w:rFonts w:ascii="Times New Roman" w:cs="Times New Roman" w:eastAsia="바탕" w:hAnsi="Times New Roman"/>
+          <w:sz w:val="18"/>
+          <w:szCs w:val="18"/>
+          <w:vertAlign w:val="subscript"/>
+        </w:rPr>
+        <w:t xml:space="preserve">th</w:t>
+      </w:r>
+      <w:r>
+        <w:rPr>
+          <w:rFonts w:ascii="Times New Roman" w:cs="Times New Roman" w:eastAsia="바탕" w:hAnsi="Times New Roman"/>
+          <w:sz w:val="18"/>
+          <w:szCs w:val="18"/>
+        </w:rPr>
+        <w:t xml:space="preserve">가 Q</w:t>
+      </w:r>
+      <w:r>
+        <w:rPr>
+          <w:rFonts w:ascii="Times New Roman" w:cs="Times New Roman" w:eastAsia="바탕" w:hAnsi="Times New Roman"/>
+          <w:sz w:val="18"/>
+          <w:szCs w:val="18"/>
+          <w:vertAlign w:val="subscript"/>
+        </w:rPr>
+        <w:t xml:space="preserve">it,eff</w:t>
+      </w:r>
+      <w:r>
+        <w:rPr>
+          <w:rFonts w:ascii="Times New Roman" w:cs="Times New Roman" w:eastAsia="바탕" w:hAnsi="Times New Roman"/>
+          <w:sz w:val="18"/>
+          <w:szCs w:val="18"/>
+        </w:rPr>
+        <w:t xml:space="preserve">에 비례해 더 이동하기 때문이며, r = 0.3의 개선은 N</w:t>
+      </w:r>
+      <w:r>
+        <w:rPr>
+          <w:rFonts w:ascii="Times New Roman" w:cs="Times New Roman" w:eastAsia="바탕" w:hAnsi="Times New Roman"/>
+          <w:sz w:val="18"/>
+          <w:szCs w:val="18"/>
+          <w:vertAlign w:val="subscript"/>
+        </w:rPr>
+        <w:t xml:space="preserve">pw</w:t>
+      </w:r>
+      <w:r>
+        <w:rPr>
+          <w:rFonts w:ascii="Times New Roman" w:cs="Times New Roman" w:eastAsia="바탕" w:hAnsi="Times New Roman"/>
+          <w:sz w:val="18"/>
+          <w:szCs w:val="18"/>
+        </w:rPr>
+        <w:t xml:space="preserve">(78%)와 Q</w:t>
+      </w:r>
+      <w:r>
+        <w:rPr>
+          <w:rFonts w:ascii="Times New Roman" w:cs="Times New Roman" w:eastAsia="바탕" w:hAnsi="Times New Roman"/>
+          <w:sz w:val="18"/>
+          <w:szCs w:val="18"/>
+          <w:vertAlign w:val="subscript"/>
+        </w:rPr>
+        <w:t xml:space="preserve">it,eff</w:t>
+      </w:r>
+      <w:r>
+        <w:rPr>
+          <w:rFonts w:ascii="Times New Roman" w:cs="Times New Roman" w:eastAsia="바탕" w:hAnsi="Times New Roman"/>
+          <w:sz w:val="18"/>
+          <w:szCs w:val="18"/>
+        </w:rPr>
+        <w:t xml:space="preserve">(77%)에 집중되었다. 기준 물리로 학습한 모델에서는 γ = −1 데이터의 g</w:t>
+      </w:r>
+      <w:r>
+        <w:rPr>
+          <w:rFonts w:ascii="Times New Roman" w:cs="Times New Roman" w:eastAsia="바탕" w:hAnsi="Times New Roman"/>
+          <w:sz w:val="18"/>
+          <w:szCs w:val="18"/>
+          <w:vertAlign w:val="subscript"/>
+        </w:rPr>
+        <w:t xml:space="preserve">m,max</w:t>
+      </w:r>
+      <w:r>
+        <w:rPr>
+          <w:rFonts w:ascii="Times New Roman" w:cs="Times New Roman" w:eastAsia="바탕" w:hAnsi="Times New Roman"/>
+          <w:sz w:val="18"/>
+          <w:szCs w:val="18"/>
+        </w:rPr>
+        <w:t xml:space="preserve">가 38% 낮아 학습 범위를 벗어났고, S2 오차가 S1보다 컸다. γ = 0에서도 W</w:t>
+      </w:r>
+      <w:r>
+        <w:rPr>
+          <w:rFonts w:ascii="Times New Roman" w:cs="Times New Roman" w:eastAsia="바탕" w:hAnsi="Times New Roman"/>
+          <w:sz w:val="18"/>
+          <w:szCs w:val="18"/>
+          <w:vertAlign w:val="subscript"/>
+        </w:rPr>
+        <w:t xml:space="preserve">JFET</w:t>
+      </w:r>
+      <w:r>
+        <w:rPr>
+          <w:rFonts w:ascii="Times New Roman" w:cs="Times New Roman" w:eastAsia="바탕" w:hAnsi="Times New Roman"/>
+          <w:sz w:val="18"/>
+          <w:szCs w:val="18"/>
+        </w:rPr>
+        <w:t xml:space="preserve">, N</w:t>
+      </w:r>
+      <w:r>
+        <w:rPr>
+          <w:rFonts w:ascii="Times New Roman" w:cs="Times New Roman" w:eastAsia="바탕" w:hAnsi="Times New Roman"/>
+          <w:sz w:val="18"/>
+          <w:szCs w:val="18"/>
+          <w:vertAlign w:val="subscript"/>
+        </w:rPr>
+        <w:t xml:space="preserve">pw</w:t>
+      </w:r>
+      <w:r>
+        <w:rPr>
+          <w:rFonts w:ascii="Times New Roman" w:cs="Times New Roman" w:eastAsia="바탕" w:hAnsi="Times New Roman"/>
+          <w:sz w:val="18"/>
+          <w:szCs w:val="18"/>
+        </w:rPr>
+        <w:t xml:space="preserve">, Q</w:t>
+      </w:r>
+      <w:r>
+        <w:rPr>
+          <w:rFonts w:ascii="Times New Roman" w:cs="Times New Roman" w:eastAsia="바탕" w:hAnsi="Times New Roman"/>
+          <w:sz w:val="18"/>
+          <w:szCs w:val="18"/>
+          <w:vertAlign w:val="subscript"/>
+        </w:rPr>
+        <w:t xml:space="preserve">it,eff</w:t>
+      </w:r>
+      <w:r>
+        <w:rPr>
+          <w:rFonts w:ascii="Times New Roman" w:cs="Times New Roman" w:eastAsia="바탕" w:hAnsi="Times New Roman"/>
+          <w:sz w:val="18"/>
+          <w:szCs w:val="18"/>
+        </w:rPr>
+        <w:t xml:space="preserve"> 오차가 0.665, 0.681, 0.266으로 모두 커졌는데, 온도 고유 이득과 이 취약성은 모두 423 K에서 채널과 드리프트 이동도가 다르게 변한다는 같은 가정에서 나온다. 사전 예측에서는 γ = 0 데이터에도 기준 모델의 S2가 S1보다 나을 것으로 보았으나 실제 오차는 S1의 약 5배였다. 고온 물리와 무관한 S1×2(0.086)와 비교하면, 물리가 맞을 때 423 K의 추가 이득은 0.014였지만 지수가 틀리면 오차가 0.45~0.84 커졌다. 다섯 가정을 섞어 학습한 사후 분석에서는 S2가 다섯 시험 모두에서 S1보다 22~29% 작았다. 직렬저항을 시험 데이터에 넣으면 S1, S1×2, S2 오차가 0.378, 0.405, 0.261로 커져, 반복 측정은 계통 오차를 줄이지 못했고(직렬저항은 두 측정에 같은 편이를 줌) 보정 없이 정량 추정에 쓰기는 어렵다.</w:t>
       </w:r>
     </w:p>
     <w:p>
@@ -6972,6 +7546,22 @@
     </w:p>
     <w:p>
       <w:pPr>
+        <w:keepNext/>
+        <w:spacing w:after="25" w:before="60" w:line="250"/>
+      </w:pPr>
+      <w:r>
+        <w:rPr>
+          <w:rFonts w:ascii="Times New Roman" w:cs="Times New Roman" w:eastAsia="바탕" w:hAnsi="Times New Roman"/>
+          <w:b/>
+          <w:bCs/>
+          <w:sz w:val="18"/>
+          <w:szCs w:val="18"/>
+        </w:rPr>
+        <w:t xml:space="preserve">3. 적응형 선택의 효과(RQ2)</w:t>
+      </w:r>
+    </w:p>
+    <w:p>
+      <w:pPr>
         <w:spacing w:after="0" w:before="0" w:line="250"/>
         <w:ind w:firstLine="180"/>
         <w:jc w:val="both"/>
@@ -6982,191 +7572,7 @@
           <w:sz w:val="18"/>
           <w:szCs w:val="18"/>
         </w:rPr>
-        <w:t xml:space="preserve">표 2에서 423 K 데이터를 지수 0, −1로 다시 계산하고 같은 지수로 학습·평가하면 S2 오차는 0.073, 0.076으로 S1(0.112)보다 35%, 32% 작았고, S2−S1의 95% CI는 세 지수 모두 0 미만이었다. 지수가 +1, 0, −1로 바뀌는 동안 W</w:t>
-      </w:r>
-      <w:r>
-        <w:rPr>
-          <w:rFonts w:ascii="Times New Roman" w:cs="Times New Roman" w:eastAsia="바탕" w:hAnsi="Times New Roman"/>
-          <w:sz w:val="18"/>
-          <w:szCs w:val="18"/>
-          <w:vertAlign w:val="subscript"/>
-        </w:rPr>
-        <w:t xml:space="preserve">JFET</w:t>
-      </w:r>
-      <w:r>
-        <w:rPr>
-          <w:rFonts w:ascii="Times New Roman" w:cs="Times New Roman" w:eastAsia="바탕" w:hAnsi="Times New Roman"/>
-          <w:sz w:val="18"/>
-          <w:szCs w:val="18"/>
-        </w:rPr>
-        <w:t xml:space="preserve"> 개선률은 53, 46, 36%로 줄었지만 N</w:t>
-      </w:r>
-      <w:r>
-        <w:rPr>
-          <w:rFonts w:ascii="Times New Roman" w:cs="Times New Roman" w:eastAsia="바탕" w:hAnsi="Times New Roman"/>
-          <w:sz w:val="18"/>
-          <w:szCs w:val="18"/>
-          <w:vertAlign w:val="subscript"/>
-        </w:rPr>
-        <w:t xml:space="preserve">pw</w:t>
-      </w:r>
-      <w:r>
-        <w:rPr>
-          <w:rFonts w:ascii="Times New Roman" w:cs="Times New Roman" w:eastAsia="바탕" w:hAnsi="Times New Roman"/>
-          <w:sz w:val="18"/>
-          <w:szCs w:val="18"/>
-        </w:rPr>
-        <w:t xml:space="preserve">·Q</w:t>
-      </w:r>
-      <w:r>
-        <w:rPr>
-          <w:rFonts w:ascii="Times New Roman" w:cs="Times New Roman" w:eastAsia="바탕" w:hAnsi="Times New Roman"/>
-          <w:sz w:val="18"/>
-          <w:szCs w:val="18"/>
-          <w:vertAlign w:val="subscript"/>
-        </w:rPr>
-        <w:t xml:space="preserve">it,eff</w:t>
-      </w:r>
-      <w:r>
-        <w:rPr>
-          <w:rFonts w:ascii="Times New Roman" w:cs="Times New Roman" w:eastAsia="바탕" w:hAnsi="Times New Roman"/>
-          <w:sz w:val="18"/>
-          <w:szCs w:val="18"/>
-        </w:rPr>
-        <w:t xml:space="preserve"> 개선률은 27~31%에 머물렀다. W</w:t>
-      </w:r>
-      <w:r>
-        <w:rPr>
-          <w:rFonts w:ascii="Times New Roman" w:cs="Times New Roman" w:eastAsia="바탕" w:hAnsi="Times New Roman"/>
-          <w:sz w:val="18"/>
-          <w:szCs w:val="18"/>
-          <w:vertAlign w:val="subscript"/>
-        </w:rPr>
-        <w:t xml:space="preserve">JFET</w:t>
-      </w:r>
-      <w:r>
-        <w:rPr>
-          <w:rFonts w:ascii="Times New Roman" w:cs="Times New Roman" w:eastAsia="바탕" w:hAnsi="Times New Roman"/>
-          <w:sz w:val="18"/>
-          <w:szCs w:val="18"/>
-        </w:rPr>
-        <w:t xml:space="preserve"> 개선이 준 것은 채널과 드리프트 이동도의 온도 의존성 차이가 줄었기 때문으로 해석된다. r = 0.1, 0.3에서 개선률이 49%, 70%로 커진 것은 식 (3)에 따라 423 K V</w:t>
-      </w:r>
-      <w:r>
-        <w:rPr>
-          <w:rFonts w:ascii="Times New Roman" w:cs="Times New Roman" w:eastAsia="바탕" w:hAnsi="Times New Roman"/>
-          <w:sz w:val="18"/>
-          <w:szCs w:val="18"/>
-          <w:vertAlign w:val="subscript"/>
-        </w:rPr>
-        <w:t xml:space="preserve">th</w:t>
-      </w:r>
-      <w:r>
-        <w:rPr>
-          <w:rFonts w:ascii="Times New Roman" w:cs="Times New Roman" w:eastAsia="바탕" w:hAnsi="Times New Roman"/>
-          <w:sz w:val="18"/>
-          <w:szCs w:val="18"/>
-        </w:rPr>
-        <w:t xml:space="preserve">가 Q</w:t>
-      </w:r>
-      <w:r>
-        <w:rPr>
-          <w:rFonts w:ascii="Times New Roman" w:cs="Times New Roman" w:eastAsia="바탕" w:hAnsi="Times New Roman"/>
-          <w:sz w:val="18"/>
-          <w:szCs w:val="18"/>
-          <w:vertAlign w:val="subscript"/>
-        </w:rPr>
-        <w:t xml:space="preserve">it,eff</w:t>
-      </w:r>
-      <w:r>
-        <w:rPr>
-          <w:rFonts w:ascii="Times New Roman" w:cs="Times New Roman" w:eastAsia="바탕" w:hAnsi="Times New Roman"/>
-          <w:sz w:val="18"/>
-          <w:szCs w:val="18"/>
-        </w:rPr>
-        <w:t xml:space="preserve">에 비례해 더 이동하기 때문이며, r = 0.3의 개선은 N</w:t>
-      </w:r>
-      <w:r>
-        <w:rPr>
-          <w:rFonts w:ascii="Times New Roman" w:cs="Times New Roman" w:eastAsia="바탕" w:hAnsi="Times New Roman"/>
-          <w:sz w:val="18"/>
-          <w:szCs w:val="18"/>
-          <w:vertAlign w:val="subscript"/>
-        </w:rPr>
-        <w:t xml:space="preserve">pw</w:t>
-      </w:r>
-      <w:r>
-        <w:rPr>
-          <w:rFonts w:ascii="Times New Roman" w:cs="Times New Roman" w:eastAsia="바탕" w:hAnsi="Times New Roman"/>
-          <w:sz w:val="18"/>
-          <w:szCs w:val="18"/>
-        </w:rPr>
-        <w:t xml:space="preserve">(78%)와 Q</w:t>
-      </w:r>
-      <w:r>
-        <w:rPr>
-          <w:rFonts w:ascii="Times New Roman" w:cs="Times New Roman" w:eastAsia="바탕" w:hAnsi="Times New Roman"/>
-          <w:sz w:val="18"/>
-          <w:szCs w:val="18"/>
-          <w:vertAlign w:val="subscript"/>
-        </w:rPr>
-        <w:t xml:space="preserve">it,eff</w:t>
-      </w:r>
-      <w:r>
-        <w:rPr>
-          <w:rFonts w:ascii="Times New Roman" w:cs="Times New Roman" w:eastAsia="바탕" w:hAnsi="Times New Roman"/>
-          <w:sz w:val="18"/>
-          <w:szCs w:val="18"/>
-        </w:rPr>
-        <w:t xml:space="preserve">(77%)에 집중되었다. 기준 물리로 학습한 모델에서는 γ = −1 데이터의 g</w:t>
-      </w:r>
-      <w:r>
-        <w:rPr>
-          <w:rFonts w:ascii="Times New Roman" w:cs="Times New Roman" w:eastAsia="바탕" w:hAnsi="Times New Roman"/>
-          <w:sz w:val="18"/>
-          <w:szCs w:val="18"/>
-          <w:vertAlign w:val="subscript"/>
-        </w:rPr>
-        <w:t xml:space="preserve">m,max</w:t>
-      </w:r>
-      <w:r>
-        <w:rPr>
-          <w:rFonts w:ascii="Times New Roman" w:cs="Times New Roman" w:eastAsia="바탕" w:hAnsi="Times New Roman"/>
-          <w:sz w:val="18"/>
-          <w:szCs w:val="18"/>
-        </w:rPr>
-        <w:t xml:space="preserve">가 38% 낮아 학습 범위를 벗어났고, S2 오차가 S1보다 컸다. 사전 예측에서는 γ = 0 데이터에도 기준 모델의 S2가 S1보다 나을 것으로 보았으나 실제 오차는 S1의 약 5배였다. 고온 물리와 무관한 S1×2(0.086)와 비교하면, 물리가 맞을 때 423 K의 추가 이득은 0.014였지만 지수가 틀리면 오차가 0.45~0.84 커졌다. 다섯 가정을 섞어 학습한 사후 분석에서는 S2가 다섯 시험 모두에서 S1보다 22~29% 작았다. 직렬저항을 시험 데이터에 넣으면 S1, S1×2, S2 오차가 0.378, 0.405, 0.261로 커져, 반복 측정은 계통 오차를 줄이지 못했고 보정 없이 정량 추정에 쓰기는 어렵다.</w:t>
-      </w:r>
-    </w:p>
-    <w:p>
-      <w:pPr>
-        <w:keepNext/>
-        <w:spacing w:after="25" w:before="60" w:line="250"/>
-      </w:pPr>
-      <w:r>
-        <w:rPr>
-          <w:rFonts w:ascii="Times New Roman" w:cs="Times New Roman" w:eastAsia="바탕" w:hAnsi="Times New Roman"/>
-          <w:b/>
-          <w:bCs/>
-          <w:sz w:val="18"/>
-          <w:szCs w:val="18"/>
-        </w:rPr>
-        <w:t xml:space="preserve">3. 적응형 선택의 효과(RQ2)</w:t>
-      </w:r>
-    </w:p>
-    <w:p>
-      <w:pPr>
-        <w:spacing w:after="0" w:before="0" w:line="250"/>
-        <w:ind w:firstLine="180"/>
-        <w:jc w:val="both"/>
-      </w:pPr>
-      <w:r>
-        <w:rPr>
-          <w:rFonts w:ascii="Times New Roman" w:cs="Times New Roman" w:eastAsia="바탕" w:hAnsi="Times New Roman"/>
-          <w:sz w:val="18"/>
-          <w:szCs w:val="18"/>
-        </w:rPr>
-        <w:t xml:space="preserve">그림 4에서 불확실도 정책은 무작위 대비 최종 오차를 0.0025(95% CI [−0.0039, −0.0009]) 줄였고, 무작위의 최종 정확도에 약 106점에서 도달해 시뮬레이션을 약 12% 절감하였다. Sobol 순서도 −0.0023으로 비슷하였고, 2배 잡음에서는 두 정책 모두 무작위와 유의한 차이가 없었다. 초기 표본을 30점으로 줄이면 절감률은 약 20%(Sobol 24%)였다. Sobol 순서와 차이가 작아 절감의 상당 부분은 후보를 고르게 배치한 효과로 보인다.</w:t>
+        <w:t xml:space="preserve">그림 4에서 불확실도 정책은 무작위 대비 최종 오차를 0.0025(95% CI [−0.0039, −0.0009]) 줄였고, 무작위의 최종 정확도에 약 106점에서 도달해 시뮬레이션을 약 12% 절감하였다. Sobol 순서도 −0.0023으로 비슷하였고, 2배 잡음에서는 두 정책 모두 무작위와 유의한 차이가 없었다. 초기 표본을 30점으로 줄이면 절감률은 약 20%(Sobol 24%)였다. Sobol 순서와 차이가 작아 절감의 상당 부분은 후보를 고르게 배치한 효과로 보인다. 다만 라운드 1–6 평균 오차는 불확실도가 Sobol보다 0.0015(95% CI [−0.0029, −0.0002], 사후 비교) 작아 초반 학습은 더 빨랐다.</w:t>
       </w:r>
     </w:p>
     <w:p>
@@ -7273,7 +7679,7 @@
           <w:sz w:val="18"/>
           <w:szCs w:val="18"/>
         </w:rPr>
-        <w:t xml:space="preserve">검증 통과는 1차 실행(A0) 59/60회, A·B·C 60/60, 60/60, 59/60회였다. 최종 오차는 A0 0.1250, A 0.1236, B 0.1242, C 0.1257, D 0.1259, 불확실도 0.1238로, 불확실도 대비 95% CI가 모두 0을 포함하여(그림 4(b)) 차이가 없다는 귀무가설을 기각할 수 없었고, 같은 조건의 두 실행(A0, A)도 0.0014 달랐다. 그러나 선택 행동은 제공 정보를 따랐다. 정보를 섞은 C에서 LLM은 표시된 불확실도 상위 10개와 64%가 겹쳤으나 실제 상위 10개와는 49%로 무작위(50%)와 같았고, 틀리게 표시한 최악 변수 방향으로 59회 중 51회 범위를 넓혔다(실제 최악 변수 방향 36회, 무작위 기대 각 약 30회). 변수명과 물리 설명을 지운 B는 A와 비슷하게 행동하였다. 즉 LLM은 표시된 숫자를 읽고 따르지만, 후보가 이미 불확실도 상위 20개로 걸러진 설정에서는 그 정보가 정확도 차이로 이어지지 않았다. Gupta 등은 실험 결과를 섞어도 성능이 같은 것을 LLM이 피드백을 쓰지 않는 근거로 보았으나</w:t>
+        <w:t xml:space="preserve">검증 통과는 1차 실행(A0) 59/60회, A·B·C 60/60, 60/60, 59/60회였고, 호출은 평균 5.9 s, 입력 약 3,000 토큰으로 DEVSIM 계산(run당 중앙값 45 s)에 비해 작았다. 최종 오차는 A0 0.1250, A 0.1236, B 0.1242, C 0.1257, D 0.1259, 불확실도 0.1238로, 불확실도 대비 95% CI가 모두 0을 포함하여(그림 4(b)) 차이가 없다는 귀무가설을 기각할 수 없었고, 같은 조건의 두 실행(A0, A)도 0.0014 달랐다. 같은 입력을 받은 첫 라운드에서도 두 실행의 선택은 10개 중 평균 8.3개만 겹쳤다. 사전에 정한 동등성 기준(90% CI가 ±0.0025 안)으로는 A만 불확실도와 동등하였다. 그러나 선택 행동은 제공 정보를 따랐다. A는 불확실도 상위 10개 중 62%만 고르고 60회 중 54회 평균 쌍간 거리가 상위 10개보다 넓은 배치를 택했다(무작위 기대 68%). 정보를 섞은 C에서 LLM은 표시된 불확실도 상위 10개와 64%가 겹쳤으나 실제 상위 10개와는 49%로 무작위(50%)와 같았고, 틀리게 표시한 최악 변수 방향으로 59회 중 51회 범위를 넓혔다(그 변수의 표준편차가 상위 10개보다 큼; 실제 최악 변수 방향 36회, 무작위 기대 각 약 30회). 변수명과 물리 설명을 지운 B도 A와 비슷하게 행동하여 선택이 도메인 지식보다 표시된 수치에 의존하였고, 사유 코드는 거의 모든 호출에서 다섯 범주를 함께 골라 근거 구분에 쓸 수 없었다. 즉 LLM은 표시된 숫자를 읽고 따르지만, 후보가 이미 불확실도 상위 20개로 걸러진 설정에서는 그 정보가 정확도 차이로 이어지지 않았다. Gupta 등은 실험 결과를 섞어도 성능이 같은 것을 LLM이 피드백을 쓰지 않는 근거로 보았으나</w:t>
       </w:r>
       <w:r>
         <w:rPr>
@@ -7339,7 +7745,7 @@
           <w:sz w:val="18"/>
           <w:szCs w:val="18"/>
         </w:rPr>
-        <w:t xml:space="preserve">에 집중되었다. 반복 측정의 이득은 고온 물리와 무관하지만 잡음이 상관되면 사라지고, 온도 고유 이득은 잡음 상관에 강건하지만 지수 +1로 학습한 모델은 지수 0, −1 데이터에서 오차가 0.537, 0.928로 커졌다. 따라서 실측 소자에 적용하려면 측정한 온도 특성으로 고온 물리 가정의 범위를 먼저 정하고 직렬저항을 보정해야 한다. 적응형 선택은 시뮬레이션을 12~20% 줄였으나 Sobol 순서와 비슷하였고, LLM 선택의 최종 오차는 정보를 지우거나 섞어도 불확실도 선택과 구분되지 않았지만 선택 행동은 제공된 숫자를 따랐다.</w:t>
+        <w:t xml:space="preserve">에 집중되었다. 반복 측정의 이득은 고온 물리와 무관하지만 잡음이 상관되면 사라지고, 온도 고유 이득은 잡음 상관에 강건하지만 지수 +1로 학습한 모델은 지수 0, −1 데이터에서 오차가 0.537, 0.928로 커졌다. 따라서 실측 소자에 적용하려면 측정한 온도 특성으로 고온 물리 가정의 범위를 먼저 정하고 직렬저항을 보정해야 한다. 측정 간 잡음이 독립이면 300 K 반복 측정이 값싼 대안이지만, 상관된 오차가 크면 고온 측정이 필요하다. 적응형 선택은 시뮬레이션을 12~20% 줄였으나 Sobol 순서와 비슷하였고, LLM 선택의 최종 오차는 정보를 지우거나 섞어도 불확실도 선택과 구분되지 않았지만 선택 행동은 제공된 숫자를 따랐다.</w:t>
       </w:r>
     </w:p>
     <w:p>
@@ -7388,7 +7794,7 @@
           <w:sz w:val="18"/>
           <w:szCs w:val="18"/>
         </w:rPr>
-        <w:t xml:space="preserve"> 분해능(약 1.3%)은 가정한 잡음보다 작다. LLM 결과는 한 모델과 시드 10개에서 얻었다.</w:t>
+        <w:t xml:space="preserve"> 분해능(약 1.3%)은 가정한 잡음보다 작다. LLM 결과는 한 모델과 시드 10개에서 얻었다. 향후 실측 다중 온도 곡선으로 검증하고, LLM은 측정 조건이나 물리 가정처럼 수치 규칙이 없는 결정에서 평가할 계획이다.</w:t>
       </w:r>
     </w:p>
     <w:p>
